--- a/P150C电子负载仪上位机软件规格书.docx
+++ b/P150C电子负载仪上位机软件规格书.docx
@@ -343,14 +343,16 @@
           <w:lang w:val="en-US" w:eastAsia="zh-CN"/>
         </w:rPr>
       </w:pPr>
-      <w:r>
-        <w:rPr>
-          <w:rFonts w:hint="eastAsia"/>
-          <w:lang w:val="en-US" w:eastAsia="zh-CN"/>
-        </w:rPr>
-        <w:t>参数配置中可以设置串口信息，例如端口（COMx）、波特率、数据位、校验位、停止位。</w:t>
-      </w:r>
-    </w:p>
+      <w:bookmarkStart w:id="0" w:name="_GoBack"/>
+      <w:r>
+        <w:rPr>
+          <w:rFonts w:hint="eastAsia"/>
+          <w:lang w:val="en-US" w:eastAsia="zh-CN"/>
+        </w:rPr>
+        <w:t>参数配置中可以设置串口信息，例如端口（COMx）、波特率、数据位、校验位、停止位，需要保存起来，下次启动后默认使用之前设置的值。</w:t>
+      </w:r>
+    </w:p>
+    <w:bookmarkEnd w:id="0"/>
     <w:p>
       <w:pPr>
         <w:rPr>
@@ -610,8 +612,6 @@
           </wp:inline>
         </w:drawing>
       </w:r>
-      <w:bookmarkStart w:id="0" w:name="_GoBack"/>
-      <w:bookmarkEnd w:id="0"/>
     </w:p>
     <w:sectPr>
       <w:pgSz w:w="11906" w:h="16838"/>

--- a/P150C电子负载仪上位机软件规格书.docx
+++ b/P150C电子负载仪上位机软件规格书.docx
@@ -151,17 +151,45 @@
         </w:numPr>
         <w:ind w:leftChars="0"/>
         <w:rPr>
+          <w:rFonts w:hint="eastAsia"/>
+          <w:lang w:val="en-US" w:eastAsia="zh-CN"/>
+        </w:rPr>
+      </w:pPr>
+      <w:r>
+        <w:rPr>
+          <w:rFonts w:hint="eastAsia"/>
+          <w:lang w:val="en-US" w:eastAsia="zh-CN"/>
+        </w:rPr>
+        <w:t>时间轴根据实际范围自动显示秒、分、时。</w:t>
+      </w:r>
+    </w:p>
+    <w:p>
+      <w:pPr>
+        <w:numPr>
+          <w:numId w:val="0"/>
+        </w:numPr>
+        <w:ind w:leftChars="0"/>
+        <w:rPr>
           <w:rFonts w:hint="default"/>
           <w:lang w:val="en-US" w:eastAsia="zh-CN"/>
         </w:rPr>
       </w:pPr>
       <w:r>
         <w:rPr>
-          <w:rFonts w:hint="eastAsia"/>
-          <w:lang w:val="en-US" w:eastAsia="zh-CN"/>
-        </w:rPr>
-        <w:t>时间轴根据实际范围自动显示秒、分、时。</w:t>
-      </w:r>
+          <w:rFonts w:hint="default"/>
+          <w:lang w:val="en-US" w:eastAsia="zh-CN"/>
+        </w:rPr>
+        <w:t>鼠标放在曲线上时，显示对应点的时间和电压/电流</w:t>
+      </w:r>
+      <w:r>
+        <w:rPr>
+          <w:rFonts w:hint="eastAsia"/>
+          <w:lang w:val="en-US" w:eastAsia="zh-CN"/>
+        </w:rPr>
+        <w:t>。</w:t>
+      </w:r>
+      <w:bookmarkStart w:id="0" w:name="_GoBack"/>
+      <w:bookmarkEnd w:id="0"/>
     </w:p>
     <w:p>
       <w:pPr>
@@ -343,7 +371,6 @@
           <w:lang w:val="en-US" w:eastAsia="zh-CN"/>
         </w:rPr>
       </w:pPr>
-      <w:bookmarkStart w:id="0" w:name="_GoBack"/>
       <w:r>
         <w:rPr>
           <w:rFonts w:hint="eastAsia"/>
@@ -352,7 +379,6 @@
         <w:t>参数配置中可以设置串口信息，例如端口（COMx）、波特率、数据位、校验位、停止位，需要保存起来，下次启动后默认使用之前设置的值。</w:t>
       </w:r>
     </w:p>
-    <w:bookmarkEnd w:id="0"/>
     <w:p>
       <w:pPr>
         <w:rPr>
@@ -492,6 +518,41 @@
     <w:p>
       <w:pPr>
         <w:rPr>
+          <w:rFonts w:hint="eastAsia"/>
+          <w:lang w:val="en-US" w:eastAsia="zh-CN"/>
+        </w:rPr>
+      </w:pPr>
+      <w:r>
+        <w:rPr>
+          <w:rFonts w:hint="eastAsia"/>
+          <w:lang w:val="en-US" w:eastAsia="zh-CN"/>
+        </w:rPr>
+        <w:t>另外，还有一种情况下将会自动停止运行，就是连续5次读取的数据电流都小于10mA，自动停止与手动点击停止运行按钮效果一致。</w:t>
+      </w:r>
+    </w:p>
+    <w:p>
+      <w:pPr>
+        <w:rPr>
+          <w:rFonts w:hint="eastAsia"/>
+          <w:lang w:val="en-US" w:eastAsia="zh-CN"/>
+        </w:rPr>
+      </w:pPr>
+      <w:r>
+        <w:rPr>
+          <w:rFonts w:hint="eastAsia"/>
+          <w:lang w:val="en-US" w:eastAsia="zh-CN"/>
+        </w:rPr>
+        <w:t>点击关于软件按钮将显示以下内容：</w:t>
+      </w:r>
+    </w:p>
+    <w:p>
+      <w:pPr>
+        <w:numPr>
+          <w:ilvl w:val="0"/>
+          <w:numId w:val="3"/>
+        </w:numPr>
+        <w:ind w:left="425" w:leftChars="0" w:hanging="425" w:firstLineChars="0"/>
+        <w:rPr>
           <w:rFonts w:hint="default"/>
           <w:lang w:val="en-US" w:eastAsia="zh-CN"/>
         </w:rPr>
@@ -501,7 +562,61 @@
           <w:rFonts w:hint="eastAsia"/>
           <w:lang w:val="en-US" w:eastAsia="zh-CN"/>
         </w:rPr>
-        <w:t>另外，还有一种情况下将会自动停止运行，就是连续5次读取的数据电流都为0，自动停止与手动点击停止运行按钮效果一致。</w:t>
+        <w:t>软件名称：P150C电子负载仪</w:t>
+      </w:r>
+    </w:p>
+    <w:p>
+      <w:pPr>
+        <w:numPr>
+          <w:ilvl w:val="0"/>
+          <w:numId w:val="3"/>
+        </w:numPr>
+        <w:ind w:left="425" w:leftChars="0" w:hanging="425" w:firstLineChars="0"/>
+        <w:rPr>
+          <w:rFonts w:hint="default"/>
+          <w:lang w:val="en-US" w:eastAsia="zh-CN"/>
+        </w:rPr>
+      </w:pPr>
+      <w:r>
+        <w:rPr>
+          <w:rFonts w:hint="eastAsia"/>
+          <w:lang w:val="en-US" w:eastAsia="zh-CN"/>
+        </w:rPr>
+        <w:t>软件版本号，当前为V1.0</w:t>
+      </w:r>
+    </w:p>
+    <w:p>
+      <w:pPr>
+        <w:numPr>
+          <w:ilvl w:val="0"/>
+          <w:numId w:val="3"/>
+        </w:numPr>
+        <w:ind w:left="425" w:leftChars="0" w:hanging="425" w:firstLineChars="0"/>
+        <w:rPr>
+          <w:rFonts w:hint="default"/>
+          <w:lang w:val="en-US" w:eastAsia="zh-CN"/>
+        </w:rPr>
+      </w:pPr>
+      <w:r>
+        <w:rPr>
+          <w:rFonts w:hint="eastAsia"/>
+          <w:lang w:val="en-US" w:eastAsia="zh-CN"/>
+        </w:rPr>
+        <w:t>项目网址：</w:t>
+      </w:r>
+      <w:r>
+        <w:rPr>
+          <w:rFonts w:hint="default"/>
+          <w:lang w:val="en-US" w:eastAsia="zh-CN"/>
+        </w:rPr>
+        <w:t>https://github.com/igiantpanda/</w:t>
+      </w:r>
+      <w:r>
+        <w:rPr>
+          <w:rFonts w:hint="eastAsia"/>
+          <w:lang w:val="en-US" w:eastAsia="zh-CN"/>
+        </w:rPr>
+        <w:t>P150C</w:t>
       </w:r>
     </w:p>
     <w:p>
@@ -748,6 +863,23 @@
     </w:lvl>
   </w:abstractNum>
   <w:abstractNum w:abstractNumId="1">
+    <w:nsid w:val="D9C98674"/>
+    <w:multiLevelType w:val="singleLevel"/>
+    <w:tmpl w:val="D9C98674"/>
+    <w:lvl w:ilvl="0" w:tentative="0">
+      <w:start w:val="1"/>
+      <w:numFmt w:val="decimal"/>
+      <w:lvlText w:val="(%1)"/>
+      <w:lvlJc w:val="left"/>
+      <w:pPr>
+        <w:ind w:left="425" w:hanging="425"/>
+      </w:pPr>
+      <w:rPr>
+        <w:rFonts w:hint="default"/>
+      </w:rPr>
+    </w:lvl>
+  </w:abstractNum>
+  <w:abstractNum w:abstractNumId="2">
     <w:nsid w:val="7C0979F6"/>
     <w:multiLevelType w:val="singleLevel"/>
     <w:tmpl w:val="7C0979F6"/>
@@ -763,6 +895,9 @@
     <w:abstractNumId w:val="0"/>
   </w:num>
   <w:num w:numId="2">
+    <w:abstractNumId w:val="2"/>
+  </w:num>
+  <w:num w:numId="3">
     <w:abstractNumId w:val="1"/>
   </w:num>
 </w:numbering>

--- a/P150C电子负载仪上位机软件规格书.docx
+++ b/P150C电子负载仪上位机软件规格书.docx
@@ -188,8 +188,6 @@
         </w:rPr>
         <w:t>。</w:t>
       </w:r>
-      <w:bookmarkStart w:id="0" w:name="_GoBack"/>
-      <w:bookmarkEnd w:id="0"/>
     </w:p>
     <w:p>
       <w:pPr>
@@ -503,6 +501,21 @@
     <w:p>
       <w:pPr>
         <w:rPr>
+          <w:rFonts w:hint="default"/>
+          <w:lang w:val="en-US" w:eastAsia="zh-CN"/>
+        </w:rPr>
+      </w:pPr>
+      <w:r>
+        <w:rPr>
+          <w:rFonts w:hint="eastAsia"/>
+          <w:lang w:val="en-US" w:eastAsia="zh-CN"/>
+        </w:rPr>
+        <w:t>运行过程中，保持屏幕常亮。</w:t>
+      </w:r>
+    </w:p>
+    <w:p>
+      <w:pPr>
+        <w:rPr>
           <w:rFonts w:hint="eastAsia"/>
           <w:lang w:val="en-US" w:eastAsia="zh-CN"/>
         </w:rPr>
@@ -527,7 +540,23 @@
           <w:rFonts w:hint="eastAsia"/>
           <w:lang w:val="en-US" w:eastAsia="zh-CN"/>
         </w:rPr>
-        <w:t>另外，还有一种情况下将会自动停止运行，就是连续5次读取的数据电流都小于10mA，自动停止与手动点击停止运行按钮效果一致。</w:t>
+        <w:t>另外，还有一种情况下将会自动停止运行，就是连续5次读取的数据电流都小于5mA，自动停止与</w:t>
+      </w:r>
+      <w:bookmarkStart w:id="0" w:name="_GoBack"/>
+      <w:r>
+        <w:rPr>
+          <w:rFonts w:hint="eastAsia"/>
+          <w:lang w:val="en-US" w:eastAsia="zh-CN"/>
+        </w:rPr>
+        <w:t>手动点击停止运行</w:t>
+      </w:r>
+      <w:bookmarkEnd w:id="0"/>
+      <w:r>
+        <w:rPr>
+          <w:rFonts w:hint="eastAsia"/>
+          <w:lang w:val="en-US" w:eastAsia="zh-CN"/>
+        </w:rPr>
+        <w:t>按钮效果一致。</w:t>
       </w:r>
     </w:p>
     <w:p>
@@ -609,14 +638,71 @@
           <w:rFonts w:hint="default"/>
           <w:lang w:val="en-US" w:eastAsia="zh-CN"/>
         </w:rPr>
+        <w:fldChar w:fldCharType="begin"/>
+      </w:r>
+      <w:r>
+        <w:rPr>
+          <w:rFonts w:hint="default"/>
+          <w:lang w:val="en-US" w:eastAsia="zh-CN"/>
+        </w:rPr>
+        <w:instrText xml:space="preserve"> HYPERLINK "https://github.com/igiantpanda/P150C" </w:instrText>
+      </w:r>
+      <w:r>
+        <w:rPr>
+          <w:rFonts w:hint="default"/>
+          <w:lang w:val="en-US" w:eastAsia="zh-CN"/>
+        </w:rPr>
+        <w:fldChar w:fldCharType="separate"/>
+      </w:r>
+      <w:r>
+        <w:rPr>
+          <w:rStyle w:val="7"/>
+          <w:rFonts w:hint="default"/>
+          <w:lang w:val="en-US" w:eastAsia="zh-CN"/>
+        </w:rPr>
         <w:t>https://github.com/igiantpanda/</w:t>
       </w:r>
       <w:r>
         <w:rPr>
+          <w:rStyle w:val="7"/>
           <w:rFonts w:hint="eastAsia"/>
           <w:lang w:val="en-US" w:eastAsia="zh-CN"/>
         </w:rPr>
         <w:t>P150C</w:t>
+      </w:r>
+      <w:r>
+        <w:rPr>
+          <w:rFonts w:hint="default"/>
+          <w:lang w:val="en-US" w:eastAsia="zh-CN"/>
+        </w:rPr>
+        <w:fldChar w:fldCharType="end"/>
+      </w:r>
+    </w:p>
+    <w:p>
+      <w:pPr>
+        <w:widowControl w:val="0"/>
+        <w:numPr>
+          <w:numId w:val="0"/>
+        </w:numPr>
+        <w:jc w:val="both"/>
+        <w:rPr>
+          <w:rFonts w:hint="default"/>
+          <w:lang w:val="en-US" w:eastAsia="zh-CN"/>
+        </w:rPr>
+      </w:pPr>
+      <w:r>
+        <w:rPr>
+          <w:rFonts w:hint="default"/>
+          <w:lang w:val="en-US" w:eastAsia="zh-CN"/>
+        </w:rPr>
+        <w:t>添加一个重置按钮，在未运行状态下可清除绘图显示区和数值显示区</w:t>
+      </w:r>
+      <w:r>
+        <w:rPr>
+          <w:rFonts w:hint="eastAsia"/>
+          <w:lang w:val="en-US" w:eastAsia="zh-CN"/>
+        </w:rPr>
+        <w:t>。</w:t>
       </w:r>
     </w:p>
     <w:p>
@@ -1253,6 +1339,15 @@
       </w:tblCellMar>
     </w:tblPr>
   </w:style>
+  <w:style w:type="character" w:styleId="7">
+    <w:name w:val="Hyperlink"/>
+    <w:basedOn w:val="6"/>
+    <w:uiPriority w:val="0"/>
+    <w:rPr>
+      <w:color w:val="0000FF"/>
+      <w:u w:val="single"/>
+    </w:rPr>
+  </w:style>
 </w:styles>
 </file>
 
